--- a/eng/docx/012.content.docx
+++ b/eng/docx/012.content.docx
@@ -323,7 +323,19 @@
         <w:rPr>
           <w:lang w:val="en_US" w:bidi="en_US"/>
         </w:rPr>
-        <w:t>(Translation suggestions: How to Translate Names)</w:t>
+        <w:t xml:space="preserve">(Translation suggestions: </w:t>
+      </w:r>
+      <w:r>
+        <w:rPr>
+          <w:lang w:val="en_US" w:bidi="en_US"/>
+        </w:rPr>
+        <w:t>How to Translate Names</w:t>
+      </w:r>
+      <w:r>
+        <w:rPr>
+          <w:lang w:val="en_US" w:bidi="en_US"/>
+        </w:rPr>
+        <w:t>)</w:t>
       </w:r>
       <w:r>
         <w:rPr>
@@ -1418,7 +1430,19 @@
         <w:rPr>
           <w:lang w:val="en_US" w:bidi="en_US"/>
         </w:rPr>
-        <w:t>(See: How to Translate Unknowns)</w:t>
+        <w:t xml:space="preserve">(See: </w:t>
+      </w:r>
+      <w:r>
+        <w:rPr>
+          <w:lang w:val="en_US" w:bidi="en_US"/>
+        </w:rPr>
+        <w:t>How to Translate Unknowns</w:t>
+      </w:r>
+      <w:r>
+        <w:rPr>
+          <w:lang w:val="en_US" w:bidi="en_US"/>
+        </w:rPr>
+        <w:t>)</w:t>
       </w:r>
       <w:r>
         <w:rPr>
@@ -2215,7 +2239,19 @@
         <w:rPr>
           <w:lang w:val="en_US" w:bidi="en_US"/>
         </w:rPr>
-        <w:t>(Translation suggestions: How to Translate Names)</w:t>
+        <w:t xml:space="preserve">(Translation suggestions: </w:t>
+      </w:r>
+      <w:r>
+        <w:rPr>
+          <w:lang w:val="en_US" w:bidi="en_US"/>
+        </w:rPr>
+        <w:t>How to Translate Names</w:t>
+      </w:r>
+      <w:r>
+        <w:rPr>
+          <w:lang w:val="en_US" w:bidi="en_US"/>
+        </w:rPr>
+        <w:t>)</w:t>
       </w:r>
       <w:r>
         <w:rPr>
@@ -7177,7 +7213,19 @@
         <w:rPr>
           <w:lang w:val="en_US" w:bidi="en_US"/>
         </w:rPr>
-        <w:t>(Translation suggestions: How to Translate Names)</w:t>
+        <w:t xml:space="preserve">(Translation suggestions: </w:t>
+      </w:r>
+      <w:r>
+        <w:rPr>
+          <w:lang w:val="en_US" w:bidi="en_US"/>
+        </w:rPr>
+        <w:t>How to Translate Names</w:t>
+      </w:r>
+      <w:r>
+        <w:rPr>
+          <w:lang w:val="en_US" w:bidi="en_US"/>
+        </w:rPr>
+        <w:t>)</w:t>
       </w:r>
       <w:r>
         <w:rPr>
@@ -7959,7 +8007,19 @@
         <w:rPr>
           <w:lang w:val="en_US" w:bidi="en_US"/>
         </w:rPr>
-        <w:t>(Translation suggestions: How to Translate Names)</w:t>
+        <w:t xml:space="preserve">(Translation suggestions: </w:t>
+      </w:r>
+      <w:r>
+        <w:rPr>
+          <w:lang w:val="en_US" w:bidi="en_US"/>
+        </w:rPr>
+        <w:t>How to Translate Names</w:t>
+      </w:r>
+      <w:r>
+        <w:rPr>
+          <w:lang w:val="en_US" w:bidi="en_US"/>
+        </w:rPr>
+        <w:t>)</w:t>
       </w:r>
       <w:r>
         <w:rPr>
@@ -8427,7 +8487,19 @@
         <w:rPr>
           <w:lang w:val="en_US" w:bidi="en_US"/>
         </w:rPr>
-        <w:t>(Translation suggestions: How to Translate Names)</w:t>
+        <w:t xml:space="preserve">(Translation suggestions: </w:t>
+      </w:r>
+      <w:r>
+        <w:rPr>
+          <w:lang w:val="en_US" w:bidi="en_US"/>
+        </w:rPr>
+        <w:t>How to Translate Names</w:t>
+      </w:r>
+      <w:r>
+        <w:rPr>
+          <w:lang w:val="en_US" w:bidi="en_US"/>
+        </w:rPr>
+        <w:t>)</w:t>
       </w:r>
       <w:r>
         <w:rPr>
@@ -8846,7 +8918,19 @@
         <w:rPr>
           <w:lang w:val="en_US" w:bidi="en_US"/>
         </w:rPr>
-        <w:t>(See also: How to Translate Unknowns)</w:t>
+        <w:t xml:space="preserve">(See also: </w:t>
+      </w:r>
+      <w:r>
+        <w:rPr>
+          <w:lang w:val="en_US" w:bidi="en_US"/>
+        </w:rPr>
+        <w:t>How to Translate Unknowns</w:t>
+      </w:r>
+      <w:r>
+        <w:rPr>
+          <w:lang w:val="en_US" w:bidi="en_US"/>
+        </w:rPr>
+        <w:t>)</w:t>
       </w:r>
       <w:r>
         <w:rPr>
@@ -8865,7 +8949,19 @@
         <w:rPr>
           <w:lang w:val="en_US" w:bidi="en_US"/>
         </w:rPr>
-        <w:t>(Translation suggestions: Translate Names)</w:t>
+        <w:t xml:space="preserve">(Translation suggestions: </w:t>
+      </w:r>
+      <w:r>
+        <w:rPr>
+          <w:lang w:val="en_US" w:bidi="en_US"/>
+        </w:rPr>
+        <w:t>Translate Names</w:t>
+      </w:r>
+      <w:r>
+        <w:rPr>
+          <w:lang w:val="en_US" w:bidi="en_US"/>
+        </w:rPr>
+        <w:t>)</w:t>
       </w:r>
       <w:r>
         <w:rPr>
@@ -9835,7 +9931,19 @@
         <w:rPr>
           <w:lang w:val="en_US" w:bidi="en_US"/>
         </w:rPr>
-        <w:t>(Translation suggestions: Translate Names)</w:t>
+        <w:t xml:space="preserve">(Translation suggestions: </w:t>
+      </w:r>
+      <w:r>
+        <w:rPr>
+          <w:lang w:val="en_US" w:bidi="en_US"/>
+        </w:rPr>
+        <w:t>Translate Names</w:t>
+      </w:r>
+      <w:r>
+        <w:rPr>
+          <w:lang w:val="en_US" w:bidi="en_US"/>
+        </w:rPr>
+        <w:t>)</w:t>
       </w:r>
       <w:r>
         <w:rPr>
@@ -10760,7 +10868,19 @@
         <w:rPr>
           <w:lang w:val="en_US" w:bidi="en_US"/>
         </w:rPr>
-        <w:t>(See also: How to Translate Unknowns)</w:t>
+        <w:t xml:space="preserve">(See also: </w:t>
+      </w:r>
+      <w:r>
+        <w:rPr>
+          <w:lang w:val="en_US" w:bidi="en_US"/>
+        </w:rPr>
+        <w:t>How to Translate Unknowns</w:t>
+      </w:r>
+      <w:r>
+        <w:rPr>
+          <w:lang w:val="en_US" w:bidi="en_US"/>
+        </w:rPr>
+        <w:t>)</w:t>
       </w:r>
       <w:r>
         <w:rPr>
@@ -11202,7 +11322,19 @@
         <w:rPr>
           <w:lang w:val="en_US" w:bidi="en_US"/>
         </w:rPr>
-        <w:t>(Translation suggestions: How to Translate Names)</w:t>
+        <w:t xml:space="preserve">(Translation suggestions: </w:t>
+      </w:r>
+      <w:r>
+        <w:rPr>
+          <w:lang w:val="en_US" w:bidi="en_US"/>
+        </w:rPr>
+        <w:t>How to Translate Names</w:t>
+      </w:r>
+      <w:r>
+        <w:rPr>
+          <w:lang w:val="en_US" w:bidi="en_US"/>
+        </w:rPr>
+        <w:t>)</w:t>
       </w:r>
       <w:r>
         <w:rPr>
@@ -11656,7 +11788,19 @@
         <w:rPr>
           <w:lang w:val="en_US" w:bidi="en_US"/>
         </w:rPr>
-        <w:t>(Translation suggestions: How to Translate Names)</w:t>
+        <w:t xml:space="preserve">(Translation suggestions: </w:t>
+      </w:r>
+      <w:r>
+        <w:rPr>
+          <w:lang w:val="en_US" w:bidi="en_US"/>
+        </w:rPr>
+        <w:t>How to Translate Names</w:t>
+      </w:r>
+      <w:r>
+        <w:rPr>
+          <w:lang w:val="en_US" w:bidi="en_US"/>
+        </w:rPr>
+        <w:t>)</w:t>
       </w:r>
       <w:r>
         <w:rPr>
@@ -12063,30 +12207,54 @@
         <w:rPr>
           <w:lang w:val="en_US" w:bidi="en_US"/>
         </w:rPr>
-        <w:t>In the Bible, the term “loins” often refers figuratively and euphemistically to a man’s reproductive organs as the source of his descendants. (See: euphemism)</w:t>
-      </w:r>
-      <w:r>
-        <w:rPr>
-          <w:lang w:val="en_US" w:bidi="en_US"/>
-        </w:rPr>
-      </w:r>
-    </w:p>
-    <w:p>
-      <w:pPr>
-        <w:pStyle w:val="ListBullet"/>
-        <w:spacing w:line="240" w:lineRule="auto"/>
-        <w:ind w:left="720"/>
-      </w:pPr>
-      <w:r>
-        <w:rPr>
-          <w:lang w:val="en_US" w:bidi="en_US"/>
-        </w:rPr>
-      </w:r>
-      <w:r>
-        <w:rPr>
-          <w:lang w:val="en_US" w:bidi="en_US"/>
-        </w:rPr>
-        <w:t>The expression “will come from your loins” could also be translated as “will be your offspring” or “will be born from your seed” or “God will cause to come from you.” (See: euphemism)</w:t>
+        <w:t xml:space="preserve">In the Bible, the term “loins” often refers figuratively and euphemistically to a man’s reproductive organs as the source of his descendants. (See: </w:t>
+      </w:r>
+      <w:r>
+        <w:rPr>
+          <w:lang w:val="en_US" w:bidi="en_US"/>
+        </w:rPr>
+        <w:t>euphemism</w:t>
+      </w:r>
+      <w:r>
+        <w:rPr>
+          <w:lang w:val="en_US" w:bidi="en_US"/>
+        </w:rPr>
+        <w:t>)</w:t>
+      </w:r>
+      <w:r>
+        <w:rPr>
+          <w:lang w:val="en_US" w:bidi="en_US"/>
+        </w:rPr>
+      </w:r>
+    </w:p>
+    <w:p>
+      <w:pPr>
+        <w:pStyle w:val="ListBullet"/>
+        <w:spacing w:line="240" w:lineRule="auto"/>
+        <w:ind w:left="720"/>
+      </w:pPr>
+      <w:r>
+        <w:rPr>
+          <w:lang w:val="en_US" w:bidi="en_US"/>
+        </w:rPr>
+      </w:r>
+      <w:r>
+        <w:rPr>
+          <w:lang w:val="en_US" w:bidi="en_US"/>
+        </w:rPr>
+        <w:t xml:space="preserve">The expression “will come from your loins” could also be translated as “will be your offspring” or “will be born from your seed” or “God will cause to come from you.” (See: </w:t>
+      </w:r>
+      <w:r>
+        <w:rPr>
+          <w:lang w:val="en_US" w:bidi="en_US"/>
+        </w:rPr>
+        <w:t>euphemism</w:t>
+      </w:r>
+      <w:r>
+        <w:rPr>
+          <w:lang w:val="en_US" w:bidi="en_US"/>
+        </w:rPr>
+        <w:t>)</w:t>
       </w:r>
       <w:r>
         <w:rPr>
@@ -14063,7 +14231,19 @@
         <w:rPr>
           <w:lang w:val="en_US" w:bidi="en_US"/>
         </w:rPr>
-        <w:t>(Translation suggestions: How to Translate Names)</w:t>
+        <w:t xml:space="preserve">(Translation suggestions: </w:t>
+      </w:r>
+      <w:r>
+        <w:rPr>
+          <w:lang w:val="en_US" w:bidi="en_US"/>
+        </w:rPr>
+        <w:t>How to Translate Names</w:t>
+      </w:r>
+      <w:r>
+        <w:rPr>
+          <w:lang w:val="en_US" w:bidi="en_US"/>
+        </w:rPr>
+        <w:t>)</w:t>
       </w:r>
       <w:r>
         <w:rPr>
@@ -14987,7 +15167,19 @@
         <w:rPr>
           <w:lang w:val="en_US" w:bidi="en_US"/>
         </w:rPr>
-        <w:t>(Translation suggestions: How to Translate Names)</w:t>
+        <w:t xml:space="preserve">(Translation suggestions: </w:t>
+      </w:r>
+      <w:r>
+        <w:rPr>
+          <w:lang w:val="en_US" w:bidi="en_US"/>
+        </w:rPr>
+        <w:t>How to Translate Names</w:t>
+      </w:r>
+      <w:r>
+        <w:rPr>
+          <w:lang w:val="en_US" w:bidi="en_US"/>
+        </w:rPr>
+        <w:t>)</w:t>
       </w:r>
       <w:r>
         <w:rPr>
@@ -18022,7 +18214,19 @@
         <w:rPr>
           <w:lang w:val="en_US" w:bidi="en_US"/>
         </w:rPr>
-        <w:t>(Translation suggestions: How to Translate Names)</w:t>
+        <w:t xml:space="preserve">(Translation suggestions: </w:t>
+      </w:r>
+      <w:r>
+        <w:rPr>
+          <w:lang w:val="en_US" w:bidi="en_US"/>
+        </w:rPr>
+        <w:t>How to Translate Names</w:t>
+      </w:r>
+      <w:r>
+        <w:rPr>
+          <w:lang w:val="en_US" w:bidi="en_US"/>
+        </w:rPr>
+        <w:t>)</w:t>
       </w:r>
       <w:r>
         <w:rPr>
@@ -19169,7 +19373,19 @@
         <w:rPr>
           <w:lang w:val="en_US" w:bidi="en_US"/>
         </w:rPr>
-        <w:t>(Translation suggestions: How to Translate Names)</w:t>
+        <w:t xml:space="preserve">(Translation suggestions: </w:t>
+      </w:r>
+      <w:r>
+        <w:rPr>
+          <w:lang w:val="en_US" w:bidi="en_US"/>
+        </w:rPr>
+        <w:t>How to Translate Names</w:t>
+      </w:r>
+      <w:r>
+        <w:rPr>
+          <w:lang w:val="en_US" w:bidi="en_US"/>
+        </w:rPr>
+        <w:t>)</w:t>
       </w:r>
       <w:r>
         <w:rPr>
